--- a/docs/upload-1782998636-ideas-of-india-s2-common-application-form-inclusive-innovation-for-bharat-1-2.docx
+++ b/docs/upload-1782998636-ideas-of-india-s2-common-application-form-inclusive-innovation-for-bharat-1-2.docx
@@ -2022,27 +2022,15 @@
                 <w14:ligatures w14:val="none"/>
               </w:rPr>
             </w:pPr>
-            <w:proofErr w:type="spellStart"/>
-            <w:r>
-              <w:rPr>
-                <w:rFonts w:ascii="Calibri" w:eastAsia="Times New Roman" w:hAnsi="Calibri" w:cs="Calibri"/>
-                <w:color w:val="000000"/>
-                <w:kern w:val="0"/>
-                <w:lang w:eastAsia="en-IN"/>
-                <w14:ligatures w14:val="none"/>
-              </w:rPr>
-              <w:t>GovTech</w:t>
-            </w:r>
-            <w:proofErr w:type="spellEnd"/>
-            <w:r>
-              <w:rPr>
-                <w:rFonts w:ascii="Calibri" w:eastAsia="Times New Roman" w:hAnsi="Calibri" w:cs="Calibri"/>
-                <w:color w:val="000000"/>
-                <w:kern w:val="0"/>
-                <w:lang w:eastAsia="en-IN"/>
-                <w14:ligatures w14:val="none"/>
-              </w:rPr>
-              <w:t xml:space="preserve"> &amp; Public Service Delivery </w:t>
+            <w:r>
+              <w:rPr>
+                <w:rFonts w:ascii="Calibri" w:eastAsia="Times New Roman" w:hAnsi="Calibri" w:cs="Calibri"/>
+                <w:color w:val="000000"/>
+                <w:kern w:val="0"/>
+                <w:lang w:eastAsia="en-IN"/>
+                <w14:ligatures w14:val="none"/>
+              </w:rPr>
+              <w:t xml:space="preserve">GovTech &amp; Public Service Delivery </w:t>
             </w:r>
           </w:p>
           <w:p>
@@ -4153,23 +4141,7 @@
                 <w:rFonts w:ascii="Calibri" w:hAnsi="Calibri" w:cs="Calibri"/>
                 <w:color w:val="000000"/>
               </w:rPr>
-              <w:t xml:space="preserve">: Tested using sandbox APIs for Aadhaar e-KYC paperless verification, </w:t>
-            </w:r>
-            <w:proofErr w:type="spellStart"/>
-            <w:r>
-              <w:rPr>
-                <w:rFonts w:ascii="Calibri" w:hAnsi="Calibri" w:cs="Calibri"/>
-                <w:color w:val="000000"/>
-              </w:rPr>
-              <w:t>DigiLocker</w:t>
-            </w:r>
-            <w:proofErr w:type="spellEnd"/>
-            <w:r>
-              <w:rPr>
-                <w:rFonts w:ascii="Calibri" w:hAnsi="Calibri" w:cs="Calibri"/>
-                <w:color w:val="000000"/>
-              </w:rPr>
-              <w:t xml:space="preserve"> certificate retrieval, and UPI 2.0 Auto-Pay micro-mandates. </w:t>
+              <w:t xml:space="preserve">: Tested using sandbox APIs for Aadhaar e-KYC paperless verification, DigiLocker certificate retrieval, and UPI 2.0 Auto-Pay micro-mandates. </w:t>
             </w:r>
           </w:p>
           <w:p>
@@ -4230,23 +4202,7 @@
                 <w:rFonts w:ascii="Calibri" w:hAnsi="Calibri" w:cs="Calibri"/>
                 <w:color w:val="000000"/>
               </w:rPr>
-              <w:t xml:space="preserve"> signed on-device (SQLite/Hive). Android </w:t>
-            </w:r>
-            <w:proofErr w:type="spellStart"/>
-            <w:r>
-              <w:rPr>
-                <w:rFonts w:ascii="Calibri" w:hAnsi="Calibri" w:cs="Calibri"/>
-                <w:color w:val="000000"/>
-              </w:rPr>
-              <w:t>WorkManager</w:t>
-            </w:r>
-            <w:proofErr w:type="spellEnd"/>
-            <w:r>
-              <w:rPr>
-                <w:rFonts w:ascii="Calibri" w:hAnsi="Calibri" w:cs="Calibri"/>
-                <w:color w:val="000000"/>
-              </w:rPr>
-              <w:t xml:space="preserve"> background loops drain the queue </w:t>
+              <w:t xml:space="preserve"> signed on-device (SQLite/Hive). Android WorkManager background loops drain the queue </w:t>
             </w:r>
             <w:r>
               <w:rPr>
@@ -6452,7 +6408,6 @@
               </w:rPr>
               <w:t xml:space="preserve">: Utilizing sandbox infrastructure from partners (e.g., </w:t>
             </w:r>
-            <w:proofErr w:type="spellStart"/>
             <w:r>
               <w:rPr>
                 <w:rFonts w:ascii="Calibri" w:hAnsi="Calibri" w:cs="Calibri"/>
@@ -6460,7 +6415,6 @@
               </w:rPr>
               <w:t>Razorpay</w:t>
             </w:r>
-            <w:proofErr w:type="spellEnd"/>
             <w:r>
               <w:rPr>
                 <w:rFonts w:ascii="Calibri" w:hAnsi="Calibri" w:cs="Calibri"/>
@@ -6473,23 +6427,7 @@
                 <w:rFonts w:ascii="Calibri" w:hAnsi="Calibri" w:cs="Calibri"/>
                 <w:color w:val="000000"/>
               </w:rPr>
-              <w:t xml:space="preserve">Setu / </w:t>
-            </w:r>
-            <w:proofErr w:type="spellStart"/>
-            <w:r>
-              <w:rPr>
-                <w:rFonts w:ascii="Calibri" w:hAnsi="Calibri" w:cs="Calibri"/>
-                <w:color w:val="000000"/>
-              </w:rPr>
-              <w:t>Decentro</w:t>
-            </w:r>
-            <w:proofErr w:type="spellEnd"/>
-            <w:r>
-              <w:rPr>
-                <w:rFonts w:ascii="Calibri" w:hAnsi="Calibri" w:cs="Calibri"/>
-                <w:color w:val="000000"/>
-              </w:rPr>
-              <w:t>) to route micro-deductions directly into regulated government fund architectures like NPS-Lite and PM-SYM.</w:t>
+              <w:t>Setu / Decentro) to route micro-deductions directly into regulated government fund architectures like NPS-Lite and PM-SYM.</w:t>
             </w:r>
           </w:p>
         </w:tc>
@@ -6804,29 +6742,7 @@
                 <w:lang w:eastAsia="en-IN"/>
                 <w14:ligatures w14:val="none"/>
               </w:rPr>
-              <w:t xml:space="preserve">: Designed for zero-hardware deployments, the mobile client operates efficiently on budget Android devices. By utilizing open India Stack APIs (Aadhaar, UPI, </w:t>
-            </w:r>
-            <w:proofErr w:type="spellStart"/>
-            <w:r>
-              <w:rPr>
-                <w:rFonts w:ascii="Calibri" w:eastAsia="Times New Roman" w:hAnsi="Calibri" w:cs="Calibri"/>
-                <w:color w:val="000000"/>
-                <w:kern w:val="0"/>
-                <w:lang w:eastAsia="en-IN"/>
-                <w14:ligatures w14:val="none"/>
-              </w:rPr>
-              <w:t>DigiLocker</w:t>
-            </w:r>
-            <w:proofErr w:type="spellEnd"/>
-            <w:r>
-              <w:rPr>
-                <w:rFonts w:ascii="Calibri" w:eastAsia="Times New Roman" w:hAnsi="Calibri" w:cs="Calibri"/>
-                <w:color w:val="000000"/>
-                <w:kern w:val="0"/>
-                <w:lang w:eastAsia="en-IN"/>
-                <w14:ligatures w14:val="none"/>
-              </w:rPr>
-              <w:t xml:space="preserve">), the solution can scale across states without requiring local physical branches. </w:t>
+              <w:t xml:space="preserve">: Designed for zero-hardware deployments, the mobile client operates efficiently on budget Android devices. By utilizing open India Stack APIs (Aadhaar, UPI, DigiLocker), the solution can scale across states without requiring local physical branches. </w:t>
             </w:r>
           </w:p>
           <w:p>
@@ -7040,29 +6956,7 @@
                 <w:lang w:eastAsia="en-IN"/>
                 <w14:ligatures w14:val="none"/>
               </w:rPr>
-              <w:t xml:space="preserve">While traditional banking models require fixed monthly </w:t>
-            </w:r>
-            <w:proofErr w:type="spellStart"/>
-            <w:r>
-              <w:rPr>
-                <w:rFonts w:ascii="Calibri" w:eastAsia="Times New Roman" w:hAnsi="Calibri" w:cs="Calibri"/>
-                <w:color w:val="000000"/>
-                <w:kern w:val="0"/>
-                <w:lang w:eastAsia="en-IN"/>
-                <w14:ligatures w14:val="none"/>
-              </w:rPr>
-              <w:t>paychecks</w:t>
-            </w:r>
-            <w:proofErr w:type="spellEnd"/>
-            <w:r>
-              <w:rPr>
-                <w:rFonts w:ascii="Calibri" w:eastAsia="Times New Roman" w:hAnsi="Calibri" w:cs="Calibri"/>
-                <w:color w:val="000000"/>
-                <w:kern w:val="0"/>
-                <w:lang w:eastAsia="en-IN"/>
-                <w14:ligatures w14:val="none"/>
-              </w:rPr>
-              <w:t xml:space="preserve">, </w:t>
+              <w:t xml:space="preserve">While traditional banking models require fixed monthly paychecks, </w:t>
             </w:r>
             <w:r>
               <w:rPr>
@@ -7533,8 +7427,6 @@
                 <w:rFonts w:ascii="Calibri" w:eastAsia="Times New Roman" w:hAnsi="Calibri" w:cs="Calibri"/>
                 <w:b/>
                 <w:bCs/>
-                <w:i/>
-                <w:iCs/>
                 <w:color w:val="ADADAD" w:themeColor="background2" w:themeShade="BF"/>
                 <w:kern w:val="0"/>
                 <w:lang w:eastAsia="en-IN"/>
@@ -7546,29 +7438,13 @@
                 <w:rFonts w:ascii="Calibri" w:eastAsia="Times New Roman" w:hAnsi="Calibri" w:cs="Calibri"/>
                 <w:b/>
                 <w:bCs/>
-                <w:i/>
-                <w:iCs/>
                 <w:color w:val="ADADAD" w:themeColor="background2" w:themeShade="BF"/>
                 <w:kern w:val="0"/>
                 <w:lang w:eastAsia="en-IN"/>
                 <w14:ligatures w14:val="none"/>
               </w:rPr>
-              <w:t>Attach google drive link here:</w:t>
-            </w:r>
-          </w:p>
-          <w:p>
-            <w:pPr>
-              <w:spacing w:after="0" w:line="240" w:lineRule="auto"/>
-              <w:rPr>
-                <w:rFonts w:ascii="Calibri" w:eastAsia="Times New Roman" w:hAnsi="Calibri" w:cs="Calibri"/>
-                <w:b/>
-                <w:bCs/>
-                <w:color w:val="ADADAD" w:themeColor="background2" w:themeShade="BF"/>
-                <w:kern w:val="0"/>
-                <w:lang w:eastAsia="en-IN"/>
-                <w14:ligatures w14:val="none"/>
-              </w:rPr>
-            </w:pPr>
+              <w:t>https://github.com/arumthi/ShramSamriddhi</w:t>
+            </w:r>
           </w:p>
         </w:tc>
       </w:tr>
@@ -7630,6 +7506,7 @@
                 <w:lang w:eastAsia="en-IN"/>
                 <w14:ligatures w14:val="none"/>
               </w:rPr>
+              <w:lastRenderedPageBreak/>
               <w:t>Declaration*</w:t>
             </w:r>
           </w:p>
@@ -7670,7 +7547,7 @@
                 <w:lang w:eastAsia="en-IN"/>
                 <w14:ligatures w14:val="none"/>
               </w:rPr>
-              <w:t>☐</w:t>
+              <w:t>☑</w:t>
             </w:r>
             <w:r>
               <w:rPr>
@@ -7700,7 +7577,7 @@
                 <w:lang w:eastAsia="en-IN"/>
                 <w14:ligatures w14:val="none"/>
               </w:rPr>
-              <w:t>☐</w:t>
+              <w:t>☑</w:t>
             </w:r>
             <w:r>
               <w:rPr>
